--- a/gdocs_build/Ephesians.docx
+++ b/gdocs_build/Ephesians.docx
@@ -1819,7 +1819,7 @@
               <w:rPr>
                 <w:sz w:val="18"/>
               </w:rPr>
-              <w:t>나는 하늘과 땅의 모든 것에 이름을 주시는 위대하신 아버지 앞에 무릎 꿇고 응답해. 아버지께서 그분의 영으로 너희를 강하게 해주시길 기도해. 근육의 힘이 아니라 영광스러운 내면의 힘으로 말이야. 그래서 너희가 마음의 문을 열고 그분을 모셔 들여서 그리스도가 너희 안에 살게 해주시길. 또 너희가 사랑 위에 두 발로 굳게 서서, 예수를 따르는 모든 사람들과 함께 그리스도의 사랑이 얼마나 큰지 이해할 수 있게 해주시길 기도해. 팔 뻗어서 그 넓이를 경험해봐! 그 길이를 재봐! 그 깊이를 재봐! 그 높이까지 올라가봐! 하나님의 충만함 안에서 충만해져서, 꽉 찬 인생을 살아.</w:t>
+              <w:t>나는 하늘과 땅을 나누어 주시는 위대하신 아버지 앞에 무릎 꿇고 응답해. 아버지께서 그분의 영으로 너희를 강하게 해주시길 기도해. 근육의 힘이 아니라 영광스러운 내면의 힘으로 말이야. 그래서 너희가 마음의 문을 열고 그분을 모셔 들여서 그리스도가 너희 안에 살게 해주시길. 또 너희가 사랑 위에 두 발로 굳게 서서, 예수를 따르는 모든 사람들과 함께 그리스도의 사랑이 얼마나 큰지 이해할 수 있게 해주시길 기도해. 팔 뻗어서 그 넓이를 경험해봐! 그 길이를 재봐! 그 깊이를 재봐! 그 높이까지 올라가봐! 하나님의 충만함 안에서 충만해져서, 꽉 찬 인생을 살아.</w:t>
             </w:r>
           </w:p>
         </w:tc>
@@ -4300,7 +4300,7 @@
               <w:rPr>
                 <w:sz w:val="18"/>
               </w:rPr>
-              <w:t>일하는 사람들아, 이 땅의 상사를 존경하는 마음으로 복종하되, 진짜 주인이신 그리스도를 항상 의식하면서 일해. 시키는 일 대충 눈가림으로 하지 말고, 하나님의 뜻을 행하는 그리스도의 종으로서 진심으로 일해. 얼굴에는 미소를 띠고, 누가 시키든 사실은 하나님을 위해 일하는 거라는 걸 항상 기억해. 착한 일을 하면 일하는 사람이든 아니든 상관없이 주님께 제대로 상을 받을 거야.</w:t>
+              <w:t>일하는 사람들아, 이 땅의 상사를 존경하는 마음으로 복종하되, 진짜 주인이신 그리스도를 항상 의식하면서 일해. 시키는 일 대충 눈가림으로 하지 말고, 하나님의 뜻을 행하는 그리스도의 종으로서 진심으로 일해. 얼굴에는 미소를 띠고, 누가 시키든 사실은 하나님을 위해 일하는 거라는 걸 항상 기억해. 착한 일을 하면 종이든 자유인이든 상관없이 주님께 제대로 상을 받을 거야.</w:t>
             </w:r>
           </w:p>
         </w:tc>

--- a/gdocs_build/Ephesians.docx
+++ b/gdocs_build/Ephesians.docx
@@ -175,15 +175,6 @@
             <w:r>
               <w:rPr>
                 <w:b/>
-                <w:sz w:val="16"/>
-              </w:rPr>
-              <w:t>3-6</w:t>
-            </w:r>
-          </w:p>
-          <w:p>
-            <w:r>
-              <w:rPr>
-                <w:b/>
                 <w:sz w:val="18"/>
               </w:rPr>
               <w:t>The God of Glory</w:t>
@@ -196,15 +187,6 @@
           </w:tcPr>
           <w:p>
             <w:r/>
-            <w:r>
-              <w:rPr>
-                <w:b/>
-                <w:sz w:val="16"/>
-              </w:rPr>
-              <w:t>3-6</w:t>
-            </w:r>
-          </w:p>
-          <w:p>
             <w:r>
               <w:rPr>
                 <w:b/>
@@ -731,15 +713,6 @@
             <w:r>
               <w:rPr>
                 <w:b/>
-                <w:sz w:val="16"/>
-              </w:rPr>
-              <w:t>1-6</w:t>
-            </w:r>
-          </w:p>
-          <w:p>
-            <w:r>
-              <w:rPr>
-                <w:b/>
                 <w:sz w:val="18"/>
               </w:rPr>
               <w:t>He Tore Down the Wall</w:t>
@@ -752,15 +725,6 @@
           </w:tcPr>
           <w:p>
             <w:r/>
-            <w:r>
-              <w:rPr>
-                <w:b/>
-                <w:sz w:val="16"/>
-              </w:rPr>
-              <w:t>1-6</w:t>
-            </w:r>
-          </w:p>
-          <w:p>
             <w:r>
               <w:rPr>
                 <w:b/>
@@ -1358,15 +1322,6 @@
             <w:r>
               <w:rPr>
                 <w:b/>
-                <w:sz w:val="16"/>
-              </w:rPr>
-              <w:t>1-3</w:t>
-            </w:r>
-          </w:p>
-          <w:p>
-            <w:r>
-              <w:rPr>
-                <w:b/>
                 <w:sz w:val="18"/>
               </w:rPr>
               <w:t>The Secret Plan of God</w:t>
@@ -1379,15 +1334,6 @@
           </w:tcPr>
           <w:p>
             <w:r/>
-            <w:r>
-              <w:rPr>
-                <w:b/>
-                <w:sz w:val="16"/>
-              </w:rPr>
-              <w:t>1-3</w:t>
-            </w:r>
-          </w:p>
-          <w:p>
             <w:r>
               <w:rPr>
                 <w:b/>
@@ -1993,15 +1939,6 @@
             <w:r>
               <w:rPr>
                 <w:b/>
-                <w:sz w:val="16"/>
-              </w:rPr>
-              <w:t>1-3</w:t>
-            </w:r>
-          </w:p>
-          <w:p>
-            <w:r>
-              <w:rPr>
-                <w:b/>
                 <w:sz w:val="18"/>
               </w:rPr>
               <w:t>To Be Mature</w:t>
@@ -2014,15 +1951,6 @@
           </w:tcPr>
           <w:p>
             <w:r/>
-            <w:r>
-              <w:rPr>
-                <w:b/>
-                <w:sz w:val="16"/>
-              </w:rPr>
-              <w:t>1-3</w:t>
-            </w:r>
-          </w:p>
-          <w:p>
             <w:r>
               <w:rPr>
                 <w:b/>
@@ -2356,15 +2284,6 @@
             <w:r>
               <w:rPr>
                 <w:b/>
-                <w:sz w:val="16"/>
-              </w:rPr>
-              <w:t>17-19</w:t>
-            </w:r>
-          </w:p>
-          <w:p>
-            <w:r>
-              <w:rPr>
-                <w:b/>
                 <w:sz w:val="18"/>
               </w:rPr>
               <w:t>The Old Way Has to Go</w:t>
@@ -2377,15 +2296,6 @@
           </w:tcPr>
           <w:p>
             <w:r/>
-            <w:r>
-              <w:rPr>
-                <w:b/>
-                <w:sz w:val="16"/>
-              </w:rPr>
-              <w:t>17-19</w:t>
-            </w:r>
-          </w:p>
-          <w:p>
             <w:r>
               <w:rPr>
                 <w:b/>
@@ -3054,15 +2964,6 @@
             <w:r>
               <w:rPr>
                 <w:b/>
-                <w:sz w:val="16"/>
-              </w:rPr>
-              <w:t>1-2</w:t>
-            </w:r>
-          </w:p>
-          <w:p>
-            <w:r>
-              <w:rPr>
-                <w:b/>
                 <w:sz w:val="18"/>
               </w:rPr>
               <w:t>Wake Up from Your Sleep</w:t>
@@ -3075,15 +2976,6 @@
           </w:tcPr>
           <w:p>
             <w:r/>
-            <w:r>
-              <w:rPr>
-                <w:b/>
-                <w:sz w:val="16"/>
-              </w:rPr>
-              <w:t>1-2</w:t>
-            </w:r>
-          </w:p>
-          <w:p>
             <w:r>
               <w:rPr>
                 <w:b/>
@@ -3701,15 +3593,6 @@
             <w:r>
               <w:rPr>
                 <w:b/>
-                <w:sz w:val="16"/>
-              </w:rPr>
-              <w:t>21</w:t>
-            </w:r>
-          </w:p>
-          <w:p>
-            <w:r>
-              <w:rPr>
-                <w:b/>
                 <w:sz w:val="18"/>
               </w:rPr>
               <w:t>Relationships</w:t>
@@ -3722,15 +3605,6 @@
           </w:tcPr>
           <w:p>
             <w:r/>
-            <w:r>
-              <w:rPr>
-                <w:b/>
-                <w:sz w:val="16"/>
-              </w:rPr>
-              <w:t>21</w:t>
-            </w:r>
-          </w:p>
-          <w:p>
             <w:r>
               <w:rPr>
                 <w:b/>
@@ -4399,15 +4273,6 @@
             <w:r>
               <w:rPr>
                 <w:b/>
-                <w:sz w:val="16"/>
-              </w:rPr>
-              <w:t>10-12</w:t>
-            </w:r>
-          </w:p>
-          <w:p>
-            <w:r>
-              <w:rPr>
-                <w:b/>
                 <w:sz w:val="18"/>
               </w:rPr>
               <w:t>A Fight to the Finish</w:t>
@@ -4420,15 +4285,6 @@
           </w:tcPr>
           <w:p>
             <w:r/>
-            <w:r>
-              <w:rPr>
-                <w:b/>
-                <w:sz w:val="16"/>
-              </w:rPr>
-              <w:t>10-12</w:t>
-            </w:r>
-          </w:p>
-          <w:p>
             <w:r>
               <w:rPr>
                 <w:b/>

--- a/gdocs_build/Ephesians.docx
+++ b/gdocs_build/Ephesians.docx
@@ -747,7 +747,7 @@
                 <w:b/>
                 <w:sz w:val="16"/>
               </w:rPr>
-              <w:t>1-6</w:t>
+              <w:t>1-3</w:t>
             </w:r>
           </w:p>
           <w:p>
@@ -770,7 +770,7 @@
                 <w:b/>
                 <w:sz w:val="16"/>
               </w:rPr>
-              <w:t>1-6</w:t>
+              <w:t>1-3</w:t>
             </w:r>
           </w:p>
           <w:p>
@@ -793,7 +793,7 @@
                 <w:b/>
                 <w:sz w:val="16"/>
               </w:rPr>
-              <w:t>1-6</w:t>
+              <w:t>1-3</w:t>
             </w:r>
           </w:p>
           <w:p>
@@ -818,7 +818,7 @@
                 <w:b/>
                 <w:sz w:val="16"/>
               </w:rPr>
-              <w:t>1-6</w:t>
+              <w:t>4-6</w:t>
             </w:r>
           </w:p>
           <w:p>
@@ -841,7 +841,7 @@
                 <w:b/>
                 <w:sz w:val="16"/>
               </w:rPr>
-              <w:t>1-6</w:t>
+              <w:t>4-6</w:t>
             </w:r>
           </w:p>
           <w:p>
@@ -864,7 +864,7 @@
                 <w:b/>
                 <w:sz w:val="16"/>
               </w:rPr>
-              <w:t>1-6</w:t>
+              <w:t>4-6</w:t>
             </w:r>
           </w:p>
           <w:p>
